--- a/Ass5/60_Assignment-5_DL.docx
+++ b/Ass5/60_Assignment-5_DL.docx
@@ -8,21 +8,142 @@
       </w:pPr>
       <w:r>
         <w:rPr>
+          <w:rFonts w:ascii="Arial" w:hAnsi="Arial"/>
+          <w:i/>
+          <w:sz w:val="24"/>
+        </w:rPr>
+        <w:t>BRACT's</w:t>
+      </w:r>
+    </w:p>
+    <w:p>
+      <w:pPr>
+        <w:jc w:val="center"/>
+      </w:pPr>
+      <w:r>
+        <w:rPr>
+          <w:rFonts w:ascii="Arial" w:hAnsi="Arial"/>
           <w:b/>
-          <w:sz w:val="32"/>
+          <w:sz w:val="28"/>
+          <w:u w:val="single"/>
         </w:rPr>
         <w:t>Vishwakarma Institute of Technology, Pune</w:t>
-        <w:br/>
+      </w:r>
+    </w:p>
+    <w:p>
+      <w:pPr>
+        <w:jc w:val="center"/>
+      </w:pPr>
+      <w:r>
+        <w:rPr>
+          <w:rFonts w:ascii="Arial" w:hAnsi="Arial"/>
+          <w:b/>
+          <w:sz w:val="24"/>
+          <w:u w:val="single"/>
+        </w:rPr>
+        <w:t>Practical Implementation Sheet</w:t>
+      </w:r>
+    </w:p>
+    <w:p/>
+    <w:p>
+      <w:pPr>
+        <w:jc w:val="center"/>
+      </w:pPr>
+      <w:r>
+        <w:rPr>
+          <w:u w:val="single"/>
+        </w:rPr>
+        <w:t xml:space="preserve">Department: </w:t>
+      </w:r>
+      <w:r>
+        <w:t xml:space="preserve">CSE-AI        </w:t>
       </w:r>
       <w:r>
         <w:rPr>
+          <w:u w:val="single"/>
+        </w:rPr>
+        <w:t>Semester: 5</w:t>
+      </w:r>
+      <w:r>
+        <w:t xml:space="preserve">        </w:t>
+      </w:r>
+      <w:r>
+        <w:rPr>
+          <w:u w:val="single"/>
+        </w:rPr>
+        <w:t>Academic Year: 2026-27</w:t>
+      </w:r>
+    </w:p>
+    <w:p>
+      <w:pPr>
+        <w:jc w:val="center"/>
+      </w:pPr>
+      <w:r>
+        <w:rPr>
+          <w:u w:val="single"/>
+        </w:rPr>
+        <w:t xml:space="preserve">Division: </w:t>
+      </w:r>
+      <w:r>
+        <w:t xml:space="preserve">E        </w:t>
+      </w:r>
+      <w:r>
+        <w:rPr>
+          <w:u w:val="single"/>
+        </w:rPr>
+        <w:t>Batch: 3</w:t>
+      </w:r>
+      <w:r>
+        <w:t xml:space="preserve">        </w:t>
+      </w:r>
+      <w:r>
+        <w:rPr>
+          <w:u w:val="single"/>
+        </w:rPr>
+        <w:t>Practical No: 5</w:t>
+      </w:r>
+    </w:p>
+    <w:p>
+      <w:pPr>
+        <w:jc w:val="center"/>
+      </w:pPr>
+      <w:r>
+        <w:rPr>
+          <w:u w:val="single"/>
+        </w:rPr>
+        <w:t xml:space="preserve">Roll no: </w:t>
+      </w:r>
+      <w:r>
+        <w:t xml:space="preserve">60        </w:t>
+      </w:r>
+      <w:r>
+        <w:rPr>
+          <w:u w:val="single"/>
+        </w:rPr>
+        <w:t>PRN No: 12414029</w:t>
+      </w:r>
+      <w:r>
+        <w:t xml:space="preserve">        </w:t>
+      </w:r>
+      <w:r>
+        <w:rPr>
+          <w:u w:val="single"/>
+        </w:rPr>
+        <w:t>Name of Student: Shaikh Hunain</w:t>
+      </w:r>
+    </w:p>
+    <w:p/>
+    <w:p>
+      <w:pPr>
+        <w:jc w:val="center"/>
+      </w:pPr>
+      <w:r>
+        <w:rPr>
+          <w:rFonts w:ascii="Arial" w:hAnsi="Arial"/>
           <w:b/>
-          <w:sz w:val="26"/>
+          <w:sz w:val="24"/>
+          <w:u w:val="single"/>
         </w:rPr>
-        <w:t>Department of Computer Engineering (Artificial Intelligence)</w:t>
-        <w:br/>
-        <w:t>CI3201: Deep Learning - Lab Assignment 5</w:t>
-        <w:br/>
+        <w:t>Subject Name : Deep Learning</w:t>
       </w:r>
     </w:p>
     <w:p>
@@ -40,7 +161,7 @@
     </w:p>
     <w:p>
       <w:r>
-        <w:t>Implement and compare standard Recurrent Neural Networks (RNN), Long Short-Term Memory (LSTM), and Gated Recurrent Units (GRU) for sequence classification on the Amazon Alexa Reviews dataset.</w:t>
+        <w:t>Implement and compare RNN, LSTM, and GRU models for sequence classification on the Amazon Alexa Reviews sentiment dataset.</w:t>
       </w:r>
     </w:p>
     <w:p>
@@ -53,11 +174,11 @@
     </w:p>
     <w:p>
       <w:r>
-        <w:t>1. Learn how to preprocess textual data for neural networks (tokenization, vocabulary mapping, padding).</w:t>
+        <w:t>1. Process textual sequences (Tokenization, Padding).</w:t>
         <w:br/>
-        <w:t>2. Understand the vanishing gradient problem in Vanilla RNNs and how LSTM and GRU resolve it via gating.</w:t>
+        <w:t>2. Compare vanilla RNN with gated architectures (LSTM, GRU).</w:t>
         <w:br/>
-        <w:t>3. Systematically compare training efficiency, time elapsed, and final validation accuracy among the three architectures.</w:t>
+        <w:t>3. Evaluate training time and validation accuracy.</w:t>
       </w:r>
     </w:p>
     <w:p>
@@ -65,16 +186,20 @@
         <w:pStyle w:val="Heading2"/>
       </w:pPr>
       <w:r>
-        <w:t>3. Mathematical Core</w:t>
+        <w:t>3. Methodology &amp; Algorithm</w:t>
       </w:r>
     </w:p>
     <w:p>
       <w:r>
-        <w:t>Vanilla RNN: h_t = tanh(W_ih * x_t + b_ih + W_hh * h_{t-1} + b_hh)</w:t>
+        <w:t>1. Clean and tokenize Alexa reviews.</w:t>
         <w:br/>
-        <w:t>LSTM adds cell states (C_t) and three gates (Forget, Input, Output) to protect gradients.</w:t>
+        <w:t>2. Pad sequences to fixed length.</w:t>
         <w:br/>
-        <w:t>GRU simplifies LSTM by merging the cell state and hidden state, and utilizing only two gates (Reset, Update), reducing parameter count while preserving performance.</w:t>
+        <w:t>3. Define RNN, LSTM, and GRU models with Embedding layers.</w:t>
+        <w:br/>
+        <w:t>4. Train using BCE Loss.</w:t>
+        <w:br/>
+        <w:t>5. Plot comparison curves.</w:t>
       </w:r>
     </w:p>
     <w:p>
@@ -82,26 +207,12 @@
         <w:pStyle w:val="Heading2"/>
       </w:pPr>
       <w:r>
-        <w:t>4. Algorithm</w:t>
+        <w:t>4. Conclusion</w:t>
       </w:r>
     </w:p>
     <w:p>
       <w:r>
-        <w:t>1. Load amazon_alexa.tsv.</w:t>
-        <w:br/>
-        <w:t>2. Clean text by removing special characters and lowering case.</w:t>
-        <w:br/>
-        <w:t>3. Tokenize words to integers and pad/truncate sequences to max length of 50.</w:t>
-        <w:br/>
-        <w:t>4. Initialize Embedding Layer (vocab_size x 64).</w:t>
-        <w:br/>
-        <w:t>5. Initialize recurrent blocks: RNN, LSTM, and GRU separately (hidden_dim=128).</w:t>
-        <w:br/>
-        <w:t>6. Connect recurrent layer output to a Dense Layer with Sigmoid activation.</w:t>
-        <w:br/>
-        <w:t>7. Train all three models using BCELoss and Adam Optimizer for 10 epochs.</w:t>
-        <w:br/>
-        <w:t>8. Plot comparison curves.</w:t>
+        <w:t>Gated architectures (LSTM, GRU) outperform vanilla RNNs by effectively maintaining long-term context and mitigating gradient decay, with GRU being slightly faster than LSTM.</w:t>
       </w:r>
     </w:p>
     <w:p>
@@ -109,16 +220,54 @@
         <w:pStyle w:val="Heading2"/>
       </w:pPr>
       <w:r>
-        <w:t>5. Conclusion</w:t>
+        <w:t>5. Plots &amp; Visualizations</w:t>
       </w:r>
     </w:p>
     <w:p>
+      <w:pPr>
+        <w:jc w:val="center"/>
+      </w:pPr>
       <w:r>
-        <w:t>1. Vanilla RNN typically struggles with longer contexts, although the sequences here were short (50 tokens).</w:t>
-        <w:br/>
-        <w:t>2. LSTM consistently achieves stable accuracy and avoids vanishing gradients.</w:t>
-        <w:br/>
-        <w:t>3. GRU performs comparably to LSTM but requires fewer parameters and slightly less training time, making it highly efficient for sequence classification tasks.</w:t>
+        <w:drawing>
+          <wp:inline xmlns:a="http://schemas.openxmlformats.org/drawingml/2006/main" xmlns:pic="http://schemas.openxmlformats.org/drawingml/2006/picture">
+            <wp:extent cx="4572000" cy="2857500"/>
+            <wp:docPr id="1" name="Picture 1"/>
+            <wp:cNvGraphicFramePr>
+              <a:graphicFrameLocks noChangeAspect="1"/>
+            </wp:cNvGraphicFramePr>
+            <a:graphic>
+              <a:graphicData uri="http://schemas.openxmlformats.org/drawingml/2006/picture">
+                <pic:pic>
+                  <pic:nvPicPr>
+                    <pic:cNvPr id="0" name="rnn_lstm_gru_comparison.png"/>
+                    <pic:cNvPicPr/>
+                  </pic:nvPicPr>
+                  <pic:blipFill>
+                    <a:blip r:embed="rId9"/>
+                    <a:stretch>
+                      <a:fillRect/>
+                    </a:stretch>
+                  </pic:blipFill>
+                  <pic:spPr>
+                    <a:xfrm>
+                      <a:off x="0" y="0"/>
+                      <a:ext cx="4572000" cy="2857500"/>
+                    </a:xfrm>
+                    <a:prstGeom prst="rect"/>
+                  </pic:spPr>
+                </pic:pic>
+              </a:graphicData>
+            </a:graphic>
+          </wp:inline>
+        </w:drawing>
+      </w:r>
+    </w:p>
+    <w:p>
+      <w:pPr>
+        <w:jc w:val="center"/>
+      </w:pPr>
+      <w:r>
+        <w:t>rnn_lstm_gru_comparison.png</w:t>
       </w:r>
     </w:p>
     <w:sectPr>
@@ -494,6 +643,10 @@
     <w:name w:val="Normal"/>
     <w:qFormat/>
     <w:rsid w:val="00FC693F"/>
+    <w:rPr>
+      <w:rFonts w:ascii="Arial" w:hAnsi="Arial"/>
+      <w:sz w:val="22"/>
+    </w:rPr>
   </w:style>
   <w:style w:type="paragraph" w:styleId="Header">
     <w:name w:val="header"/>

--- a/Ass5/60_Assignment-5_DL.docx
+++ b/Ass5/60_Assignment-5_DL.docx
@@ -146,11 +146,7 @@
         <w:t>Subject Name : Deep Learning</w:t>
       </w:r>
     </w:p>
-    <w:p>
-      <w:r>
-        <w:t>================================================================================</w:t>
-      </w:r>
-    </w:p>
+    <w:p/>
     <w:p>
       <w:pPr>
         <w:pStyle w:val="Heading2"/>

--- a/Ass5/60_Assignment-5_DL.docx
+++ b/Ass5/60_Assignment-5_DL.docx
@@ -9,6 +9,7 @@
       <w:r>
         <w:rPr>
           <w:rFonts w:ascii="Arial" w:hAnsi="Arial"/>
+          <w:b/>
           <w:i/>
           <w:sz w:val="24"/>
         </w:rPr>
@@ -43,7 +44,6 @@
         <w:t>Practical Implementation Sheet</w:t>
       </w:r>
     </w:p>
-    <w:p/>
     <w:p>
       <w:pPr>
         <w:jc w:val="center"/>
@@ -55,7 +55,7 @@
         <w:t xml:space="preserve">Department: </w:t>
       </w:r>
       <w:r>
-        <w:t xml:space="preserve">CSE-AI        </w:t>
+        <w:t xml:space="preserve"> CSE-AI        </w:t>
       </w:r>
       <w:r>
         <w:rPr>
@@ -64,7 +64,7 @@
         <w:t>Semester: 5</w:t>
       </w:r>
       <w:r>
-        <w:t xml:space="preserve">        </w:t>
+        <w:tab/>
       </w:r>
       <w:r>
         <w:rPr>
@@ -84,16 +84,18 @@
         <w:t xml:space="preserve">Division: </w:t>
       </w:r>
       <w:r>
-        <w:t xml:space="preserve">E        </w:t>
+        <w:t xml:space="preserve">  E </w:t>
+        <w:tab/>
       </w:r>
       <w:r>
         <w:rPr>
           <w:u w:val="single"/>
         </w:rPr>
-        <w:t>Batch: 3</w:t>
+        <w:t>Batch:  3</w:t>
       </w:r>
       <w:r>
-        <w:t xml:space="preserve">        </w:t>
+        <w:t xml:space="preserve">     </w:t>
+        <w:tab/>
       </w:r>
       <w:r>
         <w:rPr>
@@ -110,10 +112,10 @@
         <w:rPr>
           <w:u w:val="single"/>
         </w:rPr>
-        <w:t xml:space="preserve">Roll no: </w:t>
+        <w:t xml:space="preserve"> Roll no: </w:t>
       </w:r>
       <w:r>
-        <w:t xml:space="preserve">60        </w:t>
+        <w:t xml:space="preserve"> 60       </w:t>
       </w:r>
       <w:r>
         <w:rPr>
@@ -122,7 +124,7 @@
         <w:t>PRN No: 12414029</w:t>
       </w:r>
       <w:r>
-        <w:t xml:space="preserve">        </w:t>
+        <w:t xml:space="preserve"> </w:t>
       </w:r>
       <w:r>
         <w:rPr>
@@ -146,77 +148,86 @@
         <w:t>Subject Name : Deep Learning</w:t>
       </w:r>
     </w:p>
-    <w:p/>
     <w:p>
-      <w:pPr>
-        <w:pStyle w:val="Heading2"/>
-      </w:pPr>
       <w:r>
-        <w:t>1. Problem Statement</w:t>
+        <w:rPr>
+          <w:rFonts w:ascii="Arial" w:hAnsi="Arial"/>
+          <w:b/>
+        </w:rPr>
+        <w:t xml:space="preserve">Problem Statement: </w:t>
+      </w:r>
+      <w:r>
+        <w:rPr>
+          <w:rFonts w:ascii="Arial" w:hAnsi="Arial"/>
+        </w:rPr>
+        <w:t>Implement and compare RNN, LSTM, and GRU models for sequence classification on the Amazon Alexa Reviews sentiment dataset.</w:t>
       </w:r>
     </w:p>
     <w:p>
       <w:r>
-        <w:t>Implement and compare RNN, LSTM, and GRU models for sequence classification on the Amazon Alexa Reviews sentiment dataset.</w:t>
-      </w:r>
-    </w:p>
-    <w:p>
-      <w:pPr>
-        <w:pStyle w:val="Heading2"/>
-      </w:pPr>
-      <w:r>
-        <w:t>2. Objectives</w:t>
+        <w:rPr>
+          <w:rFonts w:ascii="Arial" w:hAnsi="Arial"/>
+          <w:b/>
+          <w:sz w:val="22"/>
+        </w:rPr>
+        <w:t>1. Course Objectives &amp; Relevance</w:t>
       </w:r>
     </w:p>
     <w:p>
       <w:r>
-        <w:t>1. Process textual sequences (Tokenization, Padding).</w:t>
+        <w:t>1. Process textual sequences via tokenization and padding.</w:t>
         <w:br/>
-        <w:t>2. Compare vanilla RNN with gated architectures (LSTM, GRU).</w:t>
+        <w:t>2. Compare vanilla RNN directly against gated architectures (LSTM, GRU).</w:t>
         <w:br/>
         <w:t>3. Evaluate training time and validation accuracy.</w:t>
       </w:r>
     </w:p>
     <w:p>
-      <w:pPr>
-        <w:pStyle w:val="Heading2"/>
-      </w:pPr>
       <w:r>
-        <w:t>3. Methodology &amp; Algorithm</w:t>
+        <w:rPr>
+          <w:rFonts w:ascii="Arial" w:hAnsi="Arial"/>
+          <w:b/>
+          <w:sz w:val="22"/>
+        </w:rPr>
+        <w:t>2. Theoretical Foundations &amp; Mathematical Formulations</w:t>
       </w:r>
     </w:p>
     <w:p>
       <w:r>
-        <w:t>1. Clean and tokenize Alexa reviews.</w:t>
-        <w:br/>
-        <w:t>2. Pad sequences to fixed length.</w:t>
-        <w:br/>
-        <w:t>3. Define RNN, LSTM, and GRU models with Embedding layers.</w:t>
-        <w:br/>
-        <w:t>4. Train using BCE Loss.</w:t>
-        <w:br/>
-        <w:t>5. Plot comparison curves.</w:t>
-      </w:r>
-    </w:p>
-    <w:p>
-      <w:pPr>
-        <w:pStyle w:val="Heading2"/>
-      </w:pPr>
-      <w:r>
-        <w:t>4. Conclusion</w:t>
+        <w:t>GRUs (Gated Recurrent Units) simplify LSTMs by combining Forget and Input gates into a single Update gate, reducing the total parameter count while preserving predictive performance.</w:t>
       </w:r>
     </w:p>
     <w:p>
       <w:r>
-        <w:t>Gated architectures (LSTM, GRU) outperform vanilla RNNs by effectively maintaining long-term context and mitigating gradient decay, with GRU being slightly faster than LSTM.</w:t>
+        <w:rPr>
+          <w:rFonts w:ascii="Arial" w:hAnsi="Arial"/>
+          <w:b/>
+          <w:sz w:val="22"/>
+        </w:rPr>
+        <w:t>3. Algorithm / Step-by-Step Execution Plan</w:t>
       </w:r>
     </w:p>
     <w:p>
-      <w:pPr>
-        <w:pStyle w:val="Heading2"/>
-      </w:pPr>
       <w:r>
-        <w:t>5. Plots &amp; Visualizations</w:t>
+        <w:t>1. Clean and tokenize Amazon Alexa reviews.</w:t>
+        <w:br/>
+        <w:t>2. Pad token sequences to a fixed uniform length.</w:t>
+        <w:br/>
+        <w:t>3. Define RNN, LSTM, and GRU models with distinct Embedding layers.</w:t>
+        <w:br/>
+        <w:t>4. Train using Binary Cross-Entropy Loss.</w:t>
+        <w:br/>
+        <w:t>5. Plot architectural comparisons.</w:t>
+      </w:r>
+    </w:p>
+    <w:p>
+      <w:r>
+        <w:rPr>
+          <w:rFonts w:ascii="Arial" w:hAnsi="Arial"/>
+          <w:b/>
+          <w:sz w:val="22"/>
+        </w:rPr>
+        <w:t>4. Model Architecture &amp; Visualizations</w:t>
       </w:r>
     </w:p>
     <w:p>
@@ -226,7 +237,7 @@
       <w:r>
         <w:drawing>
           <wp:inline xmlns:a="http://schemas.openxmlformats.org/drawingml/2006/main" xmlns:pic="http://schemas.openxmlformats.org/drawingml/2006/picture">
-            <wp:extent cx="4572000" cy="2857500"/>
+            <wp:extent cx="5029200" cy="3143250"/>
             <wp:docPr id="1" name="Picture 1"/>
             <wp:cNvGraphicFramePr>
               <a:graphicFrameLocks noChangeAspect="1"/>
@@ -247,7 +258,7 @@
                   <pic:spPr>
                     <a:xfrm>
                       <a:off x="0" y="0"/>
-                      <a:ext cx="4572000" cy="2857500"/>
+                      <a:ext cx="5029200" cy="3143250"/>
                     </a:xfrm>
                     <a:prstGeom prst="rect"/>
                   </pic:spPr>
@@ -264,6 +275,21 @@
       </w:pPr>
       <w:r>
         <w:t>rnn_lstm_gru_comparison.png</w:t>
+      </w:r>
+    </w:p>
+    <w:p>
+      <w:r>
+        <w:rPr>
+          <w:rFonts w:ascii="Arial" w:hAnsi="Arial"/>
+          <w:b/>
+          <w:sz w:val="22"/>
+        </w:rPr>
+        <w:t>5. Conclusions &amp; Summary</w:t>
+      </w:r>
+    </w:p>
+    <w:p>
+      <w:r>
+        <w:t>Gated architectures (LSTM, GRU) drastically outperform vanilla RNNs by effectively maintaining long-term textual context and mitigating gradient decay. GRU proved slightly faster than LSTM.</w:t>
       </w:r>
     </w:p>
     <w:sectPr>
